--- a/results/cover_letters/JobrightAi_Data_Analyst_New_York_Cover_Letter.docx
+++ b/results/cover_letters/JobrightAi_Data_Analyst_New_York_Cover_Letter.docx
@@ -486,7 +486,7 @@
           <w:rFonts w:ascii="Garamond" w:hAnsi="Garamond"/>
           <w:sz w:val="20"/>
         </w:rPr>
-        <w:t>Dear Hiring Manager, I am excited to submit my application for the Data Analyst (New York) opportunity with Jobright.ai. I am interested in this opportunity because of Jobright’s mission to revolutionize career navigation through AI, and I am eager to contribute to a product that is actively reshaping the job search experience. What interests me about working for Jobright.ai is its commitment to using data to drive real product decisions rather than just building static dashboards, which resonates with my analytical philosophy. I believe my technical proficiency in SQL and Python and my experience in data modeling and statistical storytelling would make me a strong candidate for this role. During my time at Shine Masters Cleaning Services, I approached operational bottlenecks with a data-first mindset. In fact, I developed a series of time-series models to identify high-value customer segments and automated reporting pipelines to surface key performance indicators. This initiative led to a 300% increase in customer acquisition and significantly improved executive decision-making speed. Ultimately, I know that the Data Analyst role at Jobright.ai would allow me to bring my expertise in data-driven storytelling to the tuning and evaluation of AI agents. Additionally, my background as a Data Analytics Fellow at COOP Careers enabled me to develop my statistical and data-modeling skills. I conducted an extensive analysis of a 250k+ row arrest dataset, where I applied rigorous cleaning, segmentation, and visualization techniques to provide actionable insights for stakeholders. The resulting report provided clear, data-backed recommendations that helped shape city safety initiatives. I am excited by the opportunity to use my hands-on experience in building end-to-end data pipelines to support the core learning systems at Jobright.ai. I know that my analytical toolkit and passion for AI-driven insights align with what it takes to succeed as a Data Analyst. I would love the opportunity to discuss how my background in automating workflows and translating data into actionable narratives can support the Jobright team. Thank you for your time and consideration. I look forward to hearing from you soon. Warm regards, Justin Miller</w:t>
+        <w:t>Dear Hiring Manager, I am excited to submit my application for the Data Analyst (New York) opportunity with Jobright.ai. I am interested in this opportunity because I am passionate about the intersection of data-driven insights and AI-powered product development. What interests me about working for Jobright.ai is its commitment to revolutionizing career navigation through AI agents, which inspires me because I believe in the power of democratizing job search technology through objective data analysis. I believe my advanced proficiency in SQL and Python and my experience in building scalable data models would make me a strong candidate for this role. During my professional career, I have approached problems by translating raw, unstructured data into clear, actionable narratives for stakeholders. In fact, at Shine Masters, I identified a bottleneck in our reporting, which led me to design and implement interactive Power BI dashboards and automated workflows. This resulted in a 40% reduction in data processing time and a 300% increase in customer acquisition, showcasing my ability to turn analytical outputs into real business results. Ultimately, I know that the Data Analyst role at Jobright.ai would allow me to bring my technical expertise in ETL and data modeling to optimize the performance of your AI agents. Additionally, my role as a Full-Stack Software Developer at Haven Technologies (MassMutual) enabled me to develop my cross-functional collaboration and documentation skills. I managed relational database queries and documented complex insurance testing data in JIRA, which improved team project delivery timelines by 25%. I’m excited by the opportunity to use my data storytelling skills in working on the continuous tuning and evaluation of your AI systems at Jobright.ai. I know that my background in data engineering and my commitment to rigorous analysis align with what it takes to succeed at the Data Analyst role. I would love the opportunity to discuss the role in more detail. Thank you for your time and consideration. I look forward to hearing from you soon. Warm regards, Justin Miller</w:t>
       </w:r>
     </w:p>
     <w:sectPr>
